--- a/安卓使用手册.docx
+++ b/安卓使用手册.docx
@@ -42,7 +42,7 @@
           <w:sz w:val="18"/>
           <w:color w:val="808080"/>
         </w:rPr>
-        <w:t xml:space="preserve">适用系统：Android 6.0 及以上          版本：1.7</w:t>
+        <w:t xml:space="preserve">适用系统：Android 6.0 及以上          版本：1.8</w:t>
       </w:r>
     </w:p>
     <w:p>
@@ -783,7 +783,7 @@
       </w:pPr>
       <w:r>
         <w:rPr/>
-        <w:t xml:space="preserve">C:\Users\yeguang\DSH\SICAU-AutoLogin\android\SICAU-android-1.7.apk</w:t>
+        <w:t xml:space="preserve">C:\Users\yeguang\DSH\SICAU-AutoLogin\android\SICAU-android-1.8.apk</w:t>
       </w:r>
     </w:p>
     <w:p>

--- a/安卓使用手册.docx
+++ b/安卓使用手册.docx
@@ -42,7 +42,7 @@
           <w:sz w:val="18"/>
           <w:color w:val="808080"/>
         </w:rPr>
-        <w:t xml:space="preserve">适用系统：Android 6.0 及以上          版本：1.8</w:t>
+        <w:t xml:space="preserve">适用系统：Android 6.0 及以上          版本：1.9</w:t>
       </w:r>
     </w:p>
     <w:p>
@@ -783,7 +783,7 @@
       </w:pPr>
       <w:r>
         <w:rPr/>
-        <w:t xml:space="preserve">C:\Users\yeguang\DSH\SICAU-AutoLogin\android\SICAU-android-1.8.apk</w:t>
+        <w:t xml:space="preserve">C:\Users\yeguang\DSH\SICAU-AutoLogin\android\SICAU-android-1.9.apk</w:t>
       </w:r>
     </w:p>
     <w:p>
